--- a/Assets/Docs/Literature_Review_Module2.docx
+++ b/Assets/Docs/Literature_Review_Module2.docx
@@ -386,6 +386,44 @@
         <w:pStyle w:val="Heading1"/>
       </w:pPr>
       <w:r>
+        <w:t>14. Postscript: Grounding the NPC Responder-Selection Formula (Added August 2026)</w:t>
+      </w:r>
+    </w:p>
+    <w:p>
+      <w:pPr/>
+      <w:r>
+        <w:t>Separately from the enemy-NPC behavioural doctrine reviewed in Sections 1-13, Module 2 must also decide, for events with a single correct responder, which of several eligible NPCs reacts. The implementation (NPCSelector) scores each candidate on four factors — distance to the event, a role-based bonus specific to the event type, the candidate's current state-readiness, and whether it has direct line-of-sight to the event origin — and selects the highest-scoring candidate. This postscript reviews the wider literature for this specific mechanism, which fell outside the scope of the review above.</w:t>
+      </w:r>
+    </w:p>
+    <w:p>
+      <w:pPr/>
+      <w:r>
+        <w:t>The overall technique — normalising several factors, weighting and summing them, and acting on the highest-scoring candidate — is the standard utility-based decision-making approach in game AI (Mark, 2009), popularised as a mainstream architecture at GDC (Dill, 2010) and applied, notably, to autonomous virtual characters for military training simulators in two peer-reviewed I/ITSEC papers by the same author (Dill &amp; Martin, 2011; Dill, 2012) — the same application domain as this project. A dedicated practitioner reference (Lewis, 2015) lists distance and line-of-sight by name as standard scoring considerations, and a related source (Welsh, Game AI Pro) documents perception/visibility incorporated into target scoring in a shipped commercial engine.</w:t>
+      </w:r>
+    </w:p>
+    <w:p>
+      <w:pPr/>
+      <w:r>
+        <w:t>Each of the remaining two factors is independently supported outside game AI. Role/capability matching and state/availability are the second and third canonical factors, alongside distance, in the multi-robot task allocation (MRTA) literature (ACM Computing Surveys, 2024), and appear again in real-world Computer-Aided Dispatch (CAD) systems for emergency response, which select units by location, capability/certification, and current status. The military Weapon-Target Assignment (WTA) problem likewise combines distance and capability constraints in assigning responders to targets.</w:t>
+      </w:r>
+    </w:p>
+    <w:p>
+      <w:pPr/>
+      <w:r>
+        <w:t>No source located, in this review or in a subsequent search, specifies this exact four-factor combination, nor the specific weight values used (DistanceWeight=2.0, RoleWeight=1.0, StateWeight=1.0, LosWeight=1.0; role bonuses of 3.0/2.0/1.5). As with the hostage-guard behaviour (Section 8) and the lost-contact persistence duration (Section 12), this combination and these values are an engineering design, consistent with but not derived from the literature above, and are stated as such rather than mistaken for an evidenced fact.</w:t>
+      </w:r>
+    </w:p>
+    <w:p>
+      <w:pPr/>
+      <w:r>
+        <w:t>In the absence of a literature-derived value, the project validated the chosen weights empirically after implementation: an ablation study (each factor switched fully on/off across 250 real selection decisions) established that all four factors measurably affect the outcome, ranked Role &gt; State &gt; LOS &gt; Distance in relative influence; a weight-sensitivity study (each factor's weight swept across a 0-4× range across 25,200 real decisions spanning three event types and three independent NPC layouts) established that three of the four factors are stable across a wide range around their defaults, while the fourth, line-of-sight, was identified as the most sensitive and flagged for future re-tuning. Full detail is reported separately (MODULE2_ABLATION_STUDY_REPORT; MODULE2_WEIGHT_SENSITIVITY_REPORT).</w:t>
+      </w:r>
+    </w:p>
+    <w:p>
+      <w:pPr>
+        <w:pStyle w:val="Heading1"/>
+      </w:pPr>
+      <w:r>
         <w:rPr>
           <w:color w:val="1F2A44"/>
         </w:rPr>
@@ -513,6 +551,69 @@
       </w:r>
     </w:p>
     <w:p/>
+    <w:p>
+      <w:pPr/>
+      <w:r>
+        <w:rPr>
+          <w:i/>
+        </w:rPr>
+        <w:t>Postscript references (added 2026-08-02 via a live web search; not subjected to the multi-source adversarial-verification process described in the note below):</w:t>
+      </w:r>
+    </w:p>
+    <w:p>
+      <w:pPr/>
+      <w:r>
+        <w:t>Dill, K. (2010). "Improving AI Decision Making Using Utility Theory." Game Developers Conference (GDC).</w:t>
+      </w:r>
+    </w:p>
+    <w:p>
+      <w:pPr/>
+      <w:r>
+        <w:t>Dill, K. &amp; Martin, L. (2011). "A Game AI Approach to Autonomous Control of Virtual Characters." I/ITSEC (Interservice/Industry Training, Simulation and Education Conference). [Primary; utility-based AI for military-training virtual characters — the exact application domain of this project.]</w:t>
+      </w:r>
+    </w:p>
+    <w:p>
+      <w:pPr/>
+      <w:r>
+        <w:t>Dill, K. (2012). "Design Patterns for the Configuration of Utility-Based AI." I/ITSEC. [Primary.]</w:t>
+      </w:r>
+    </w:p>
+    <w:p>
+      <w:pPr/>
+      <w:r>
+        <w:t>Lewis, M. (2015). "Choosing Effective Utility-Based Considerations." Game AI Pro 3, ch. 13. [Primary practitioner source; names distance and line-of-sight as standard utility-AI scoring considerations.]</w:t>
+      </w:r>
+    </w:p>
+    <w:p>
+      <w:pPr/>
+      <w:r>
+        <w:t>Mark, D. (2009). Behavioral Mathematics for Game AI. [Primary; the foundational utility-based multi-factor scoring text.]</w:t>
+      </w:r>
+    </w:p>
+    <w:p>
+      <w:pPr/>
+      <w:r>
+        <w:t>Welsh, R. "Crytek's Target Tracks Perception System." Game AI Pro. [Primary practitioner source; perception/visibility in target-response scoring.]</w:t>
+      </w:r>
+    </w:p>
+    <w:p>
+      <w:pPr/>
+      <w:r>
+        <w:t>ACM Computing Surveys (2024). "A Systematic Literature Review on Multi-Robot Task Allocation." [Peer-reviewed; distance + capability + availability as the canonical multi-robot task-allocation factor set.]</w:t>
+      </w:r>
+    </w:p>
+    <w:p>
+      <w:pPr/>
+      <w:r>
+        <w:t>Weapon-Target Assignment problem (operations research overview; see Wikipedia and its cited primary sources). [Secondary/tertiary; used for the well-established general principle of distance + capability constraints in military assignment.]</w:t>
+      </w:r>
+    </w:p>
+    <w:p>
+      <w:pPr/>
+      <w:r>
+        <w:t>Computer-Aided Dispatch (CAD) systems for EMS/police — industry documentation (e.g. Resgrid blog). [Grey/tertiary — practitioner documentation, not peer-reviewed; used to illustrate real-world dispatch practice, not as academic evidence.]</w:t>
+      </w:r>
+    </w:p>
     <w:p>
       <w:pPr>
         <w:jc w:val="both"/>
